--- a/drive_data/1MqG4fQOzOGM7tt-EcZx9pQczPzHq0jx9/Kopie souboru Grok AI podle Chytrého Opraváře 🧠.docx
+++ b/drive_data/1MqG4fQOzOGM7tt-EcZx9pQczPzHq0jx9/Kopie souboru Grok AI podle Chytrého Opraváře 🧠.docx
@@ -1159,6 +1159,11 @@
       <w:sz w:val="30"/>
       <w:szCs w:val="30"/>
     </w:rPr>
+  </w:style>
+  <w:style w:type="paragraph" w:styleId="TableofFigures">
+    <w:name w:val="table of figures"/>
+    <w:basedOn w:val="Normal"/>
+    <w:next w:val="Normal"/>
   </w:style>
 </w:styles>
 </file>
